--- a/Шаблон.docx
+++ b/Шаблон.docx
@@ -242,6 +242,7 @@
         </w:rPr>
         <w:t xml:space="preserve">Направленность: </w:t>
       </w:r>
+      <w:proofErr w:type="spellStart"/>
       <w:proofErr w:type="gramStart"/>
       <w:r>
         <w:rPr>
@@ -258,7 +259,16 @@
           <w:bCs/>
           <w:color w:val="000000"/>
         </w:rPr>
-        <w:t>Программное обеспечение средств вычислительной техники и автоматизированных систем»</w:t>
+        <w:t>Программное</w:t>
+      </w:r>
+      <w:proofErr w:type="spellEnd"/>
+      <w:r>
+        <w:rPr>
+          <w:b/>
+          <w:bCs/>
+          <w:color w:val="000000"/>
+        </w:rPr>
+        <w:t xml:space="preserve"> обеспечение средств вычислительной техники и автоматизированных систем»</w:t>
       </w:r>
     </w:p>
     <w:p>
@@ -619,9 +629,6 @@
                 <w:iCs/>
               </w:rPr>
             </w:pPr>
-            <w:r>
-              <w:t>д.т.н., профессор Еникеев Ф.У.</w:t>
-            </w:r>
           </w:p>
         </w:tc>
       </w:tr>
@@ -705,9 +712,6 @@
                 <w:iCs/>
               </w:rPr>
             </w:pPr>
-            <w:r>
-              <w:t>к.физ.-мат. наук, доцент Зарипов Д.М.</w:t>
-            </w:r>
           </w:p>
         </w:tc>
       </w:tr>
@@ -2153,7 +2157,15 @@
               <w:jc w:val="center"/>
             </w:pPr>
             <w:r>
-              <w:t>№ пп.</w:t>
+              <w:t xml:space="preserve">№ </w:t>
+            </w:r>
+            <w:proofErr w:type="spellStart"/>
+            <w:r>
+              <w:t>пп</w:t>
+            </w:r>
+            <w:proofErr w:type="spellEnd"/>
+            <w:r>
+              <w:t>.</w:t>
             </w:r>
           </w:p>
         </w:tc>
@@ -4539,7 +4551,25 @@
                 <w:sz w:val="20"/>
                 <w:szCs w:val="20"/>
               </w:rPr>
-              <w:t>-в т.ч. лекции on-line курс</w:t>
+              <w:t xml:space="preserve">-в т.ч. лекции </w:t>
+            </w:r>
+            <w:proofErr w:type="spellStart"/>
+            <w:r>
+              <w:rPr>
+                <w:bCs/>
+                <w:sz w:val="20"/>
+                <w:szCs w:val="20"/>
+              </w:rPr>
+              <w:t>on-line</w:t>
+            </w:r>
+            <w:proofErr w:type="spellEnd"/>
+            <w:r>
+              <w:rPr>
+                <w:bCs/>
+                <w:sz w:val="20"/>
+                <w:szCs w:val="20"/>
+              </w:rPr>
+              <w:t xml:space="preserve"> курс</w:t>
             </w:r>
           </w:p>
         </w:tc>
@@ -5021,7 +5051,25 @@
                 <w:sz w:val="20"/>
                 <w:szCs w:val="20"/>
               </w:rPr>
-              <w:t>-в т.ч. практические занятия on-line курс</w:t>
+              <w:t xml:space="preserve">-в т.ч. практические занятия </w:t>
+            </w:r>
+            <w:proofErr w:type="spellStart"/>
+            <w:r>
+              <w:rPr>
+                <w:bCs/>
+                <w:sz w:val="20"/>
+                <w:szCs w:val="20"/>
+              </w:rPr>
+              <w:t>on-line</w:t>
+            </w:r>
+            <w:proofErr w:type="spellEnd"/>
+            <w:r>
+              <w:rPr>
+                <w:bCs/>
+                <w:sz w:val="20"/>
+                <w:szCs w:val="20"/>
+              </w:rPr>
+              <w:t xml:space="preserve"> курс</w:t>
             </w:r>
           </w:p>
         </w:tc>
@@ -5503,7 +5551,25 @@
                 <w:sz w:val="20"/>
                 <w:szCs w:val="20"/>
               </w:rPr>
-              <w:t>-в т.ч. лабораторные работы on-line курс</w:t>
+              <w:t xml:space="preserve">-в т.ч. лабораторные работы </w:t>
+            </w:r>
+            <w:proofErr w:type="spellStart"/>
+            <w:r>
+              <w:rPr>
+                <w:bCs/>
+                <w:sz w:val="20"/>
+                <w:szCs w:val="20"/>
+              </w:rPr>
+              <w:t>on-line</w:t>
+            </w:r>
+            <w:proofErr w:type="spellEnd"/>
+            <w:r>
+              <w:rPr>
+                <w:bCs/>
+                <w:sz w:val="20"/>
+                <w:szCs w:val="20"/>
+              </w:rPr>
+              <w:t xml:space="preserve"> курс</w:t>
             </w:r>
           </w:p>
         </w:tc>
@@ -5979,6 +6045,7 @@
               </w:rPr>
               <w:t xml:space="preserve">иная контактная работа (сдача зачета, </w:t>
             </w:r>
+            <w:proofErr w:type="spellStart"/>
             <w:proofErr w:type="gramStart"/>
             <w:r>
               <w:rPr>
@@ -5988,6 +6055,7 @@
               </w:rPr>
               <w:t>экзамена,консультации</w:t>
             </w:r>
+            <w:proofErr w:type="spellEnd"/>
             <w:proofErr w:type="gramEnd"/>
             <w:r>
               <w:rPr>
@@ -8204,7 +8272,25 @@
                 <w:sz w:val="20"/>
                 <w:szCs w:val="20"/>
               </w:rPr>
-              <w:t>освоение on-line курса</w:t>
+              <w:t xml:space="preserve">освоение </w:t>
+            </w:r>
+            <w:proofErr w:type="spellStart"/>
+            <w:r>
+              <w:rPr>
+                <w:bCs/>
+                <w:sz w:val="20"/>
+                <w:szCs w:val="20"/>
+              </w:rPr>
+              <w:t>on-line</w:t>
+            </w:r>
+            <w:proofErr w:type="spellEnd"/>
+            <w:r>
+              <w:rPr>
+                <w:bCs/>
+                <w:sz w:val="20"/>
+                <w:szCs w:val="20"/>
+              </w:rPr>
+              <w:t xml:space="preserve"> курса</w:t>
             </w:r>
           </w:p>
         </w:tc>
@@ -10266,7 +10352,15 @@
               </w:rPr>
             </w:pPr>
             <w:r>
-              <w:t>№ пп.</w:t>
+              <w:t xml:space="preserve">№ </w:t>
+            </w:r>
+            <w:proofErr w:type="spellStart"/>
+            <w:r>
+              <w:t>пп</w:t>
+            </w:r>
+            <w:proofErr w:type="spellEnd"/>
+            <w:r>
+              <w:t>.</w:t>
             </w:r>
           </w:p>
         </w:tc>
@@ -19536,7 +19630,7 @@
           <w:iCs/>
           <w:u w:val="single"/>
         </w:rPr>
-        <w:t>Раздел 1. Организация научно-исследовательской работы в России</w:t>
+        <w:t>[]</w:t>
       </w:r>
     </w:p>
     <w:p>
@@ -19565,7 +19659,7 @@
           <w:iCs/>
           <w:u w:val="single"/>
         </w:rPr>
-        <w:t>Раздел 2. Этапы научного исследования</w:t>
+        <w:t>[]</w:t>
       </w:r>
     </w:p>
     <w:p>
@@ -19594,7 +19688,7 @@
           <w:iCs/>
           <w:u w:val="single"/>
         </w:rPr>
-        <w:t>Раздел 3. Методология научных исследований</w:t>
+        <w:t>[]</w:t>
       </w:r>
     </w:p>
     <w:p>
@@ -20200,13 +20294,23 @@
                 <w:iCs w:val="0"/>
               </w:rPr>
             </w:pPr>
+            <w:proofErr w:type="spellStart"/>
             <w:r>
               <w:rPr>
                 <w:bCs/>
                 <w:i w:val="0"/>
                 <w:iCs w:val="0"/>
               </w:rPr>
-              <w:t>пп.</w:t>
+              <w:t>пп</w:t>
+            </w:r>
+            <w:proofErr w:type="spellEnd"/>
+            <w:r>
+              <w:rPr>
+                <w:bCs/>
+                <w:i w:val="0"/>
+                <w:iCs w:val="0"/>
+              </w:rPr>
+              <w:t>.</w:t>
             </w:r>
           </w:p>
         </w:tc>
@@ -20378,7 +20482,73 @@
                 <w:sz w:val="20"/>
                 <w:szCs w:val="20"/>
               </w:rPr>
-              <w:t>Компьютер Intel Core 2 Duo E8200(1);Компьютер WIN i3-550(2);Компьютер персональный i3-4170/21,5" PHILIPS 226V4LAB(1);МФУ hp Laser Jet Pro M1536dnf&lt;CE538A&gt;A4(1);Монитор 19" Acer(1);Монитор ASUS VA24DQ Black 23,8", шт(3);Сервисное устройство д\очистки Katun 3 м(1);Системный блок CRONA:i7 11700/DDR4 2*16GB/SSD 250Gb Samsung/HDD 1Tb/600W(3);Шкаф(ы) для хранения</w:t>
+              <w:t xml:space="preserve">Компьютер Intel Core 2 Duo E8200(1);Компьютер WIN i3-550(2);Компьютер персональный i3-4170/21,5" PHILIPS 226V4LAB(1);МФУ </w:t>
+            </w:r>
+            <w:proofErr w:type="spellStart"/>
+            <w:r>
+              <w:rPr>
+                <w:bCs/>
+                <w:i w:val="0"/>
+                <w:iCs w:val="0"/>
+                <w:sz w:val="20"/>
+                <w:szCs w:val="20"/>
+              </w:rPr>
+              <w:t>hp</w:t>
+            </w:r>
+            <w:proofErr w:type="spellEnd"/>
+            <w:r>
+              <w:rPr>
+                <w:bCs/>
+                <w:i w:val="0"/>
+                <w:iCs w:val="0"/>
+                <w:sz w:val="20"/>
+                <w:szCs w:val="20"/>
+              </w:rPr>
+              <w:t xml:space="preserve"> Laser Jet Pro M1536dnf&lt;CE538A&gt;A4(1);Монитор 19" Acer(1);Монитор ASUS VA24DQ Black 23,8", </w:t>
+            </w:r>
+            <w:proofErr w:type="spellStart"/>
+            <w:r>
+              <w:rPr>
+                <w:bCs/>
+                <w:i w:val="0"/>
+                <w:iCs w:val="0"/>
+                <w:sz w:val="20"/>
+                <w:szCs w:val="20"/>
+              </w:rPr>
+              <w:t>шт</w:t>
+            </w:r>
+            <w:proofErr w:type="spellEnd"/>
+            <w:r>
+              <w:rPr>
+                <w:bCs/>
+                <w:i w:val="0"/>
+                <w:iCs w:val="0"/>
+                <w:sz w:val="20"/>
+                <w:szCs w:val="20"/>
+              </w:rPr>
+              <w:t xml:space="preserve">(3);Сервисное устройство д\очистки </w:t>
+            </w:r>
+            <w:proofErr w:type="spellStart"/>
+            <w:r>
+              <w:rPr>
+                <w:bCs/>
+                <w:i w:val="0"/>
+                <w:iCs w:val="0"/>
+                <w:sz w:val="20"/>
+                <w:szCs w:val="20"/>
+              </w:rPr>
+              <w:t>Katun</w:t>
+            </w:r>
+            <w:proofErr w:type="spellEnd"/>
+            <w:r>
+              <w:rPr>
+                <w:bCs/>
+                <w:i w:val="0"/>
+                <w:iCs w:val="0"/>
+                <w:sz w:val="20"/>
+                <w:szCs w:val="20"/>
+              </w:rPr>
+              <w:t xml:space="preserve"> 3 м(1);Системный блок CRONA:i7 11700/DDR4 2*16GB/SSD 250Gb Samsung/HDD 1Tb/600W(3);Шкаф(ы) для хранения</w:t>
             </w:r>
           </w:p>
         </w:tc>
@@ -20481,7 +20651,73 @@
                 <w:sz w:val="20"/>
                 <w:szCs w:val="20"/>
               </w:rPr>
-              <w:t>Компьютер Nettop Pegatron Walle L6 PV D-</w:t>
+              <w:t xml:space="preserve">Компьютер </w:t>
+            </w:r>
+            <w:proofErr w:type="spellStart"/>
+            <w:r>
+              <w:rPr>
+                <w:bCs/>
+                <w:i w:val="0"/>
+                <w:iCs w:val="0"/>
+                <w:sz w:val="20"/>
+                <w:szCs w:val="20"/>
+              </w:rPr>
+              <w:t>Nettop</w:t>
+            </w:r>
+            <w:proofErr w:type="spellEnd"/>
+            <w:r>
+              <w:rPr>
+                <w:bCs/>
+                <w:i w:val="0"/>
+                <w:iCs w:val="0"/>
+                <w:sz w:val="20"/>
+                <w:szCs w:val="20"/>
+              </w:rPr>
+              <w:t xml:space="preserve"> </w:t>
+            </w:r>
+            <w:proofErr w:type="spellStart"/>
+            <w:r>
+              <w:rPr>
+                <w:bCs/>
+                <w:i w:val="0"/>
+                <w:iCs w:val="0"/>
+                <w:sz w:val="20"/>
+                <w:szCs w:val="20"/>
+              </w:rPr>
+              <w:t>Pegatron</w:t>
+            </w:r>
+            <w:proofErr w:type="spellEnd"/>
+            <w:r>
+              <w:rPr>
+                <w:bCs/>
+                <w:i w:val="0"/>
+                <w:iCs w:val="0"/>
+                <w:sz w:val="20"/>
+                <w:szCs w:val="20"/>
+              </w:rPr>
+              <w:t xml:space="preserve"> </w:t>
+            </w:r>
+            <w:proofErr w:type="spellStart"/>
+            <w:r>
+              <w:rPr>
+                <w:bCs/>
+                <w:i w:val="0"/>
+                <w:iCs w:val="0"/>
+                <w:sz w:val="20"/>
+                <w:szCs w:val="20"/>
+              </w:rPr>
+              <w:t>Walle</w:t>
+            </w:r>
+            <w:proofErr w:type="spellEnd"/>
+            <w:r>
+              <w:rPr>
+                <w:bCs/>
+                <w:i w:val="0"/>
+                <w:iCs w:val="0"/>
+                <w:sz w:val="20"/>
+                <w:szCs w:val="20"/>
+              </w:rPr>
+              <w:t xml:space="preserve"> L6 PV D-</w:t>
             </w:r>
             <w:proofErr w:type="gramStart"/>
             <w:r>
@@ -20650,7 +20886,73 @@
                 <w:sz w:val="20"/>
                 <w:szCs w:val="20"/>
               </w:rPr>
-              <w:t>Компьютер Nettop Pegatron Walle L6 PV D-</w:t>
+              <w:t xml:space="preserve">Компьютер </w:t>
+            </w:r>
+            <w:proofErr w:type="spellStart"/>
+            <w:r>
+              <w:rPr>
+                <w:bCs/>
+                <w:i w:val="0"/>
+                <w:iCs w:val="0"/>
+                <w:sz w:val="20"/>
+                <w:szCs w:val="20"/>
+              </w:rPr>
+              <w:t>Nettop</w:t>
+            </w:r>
+            <w:proofErr w:type="spellEnd"/>
+            <w:r>
+              <w:rPr>
+                <w:bCs/>
+                <w:i w:val="0"/>
+                <w:iCs w:val="0"/>
+                <w:sz w:val="20"/>
+                <w:szCs w:val="20"/>
+              </w:rPr>
+              <w:t xml:space="preserve"> </w:t>
+            </w:r>
+            <w:proofErr w:type="spellStart"/>
+            <w:r>
+              <w:rPr>
+                <w:bCs/>
+                <w:i w:val="0"/>
+                <w:iCs w:val="0"/>
+                <w:sz w:val="20"/>
+                <w:szCs w:val="20"/>
+              </w:rPr>
+              <w:t>Pegatron</w:t>
+            </w:r>
+            <w:proofErr w:type="spellEnd"/>
+            <w:r>
+              <w:rPr>
+                <w:bCs/>
+                <w:i w:val="0"/>
+                <w:iCs w:val="0"/>
+                <w:sz w:val="20"/>
+                <w:szCs w:val="20"/>
+              </w:rPr>
+              <w:t xml:space="preserve"> </w:t>
+            </w:r>
+            <w:proofErr w:type="spellStart"/>
+            <w:r>
+              <w:rPr>
+                <w:bCs/>
+                <w:i w:val="0"/>
+                <w:iCs w:val="0"/>
+                <w:sz w:val="20"/>
+                <w:szCs w:val="20"/>
+              </w:rPr>
+              <w:t>Walle</w:t>
+            </w:r>
+            <w:proofErr w:type="spellEnd"/>
+            <w:r>
+              <w:rPr>
+                <w:bCs/>
+                <w:i w:val="0"/>
+                <w:iCs w:val="0"/>
+                <w:sz w:val="20"/>
+                <w:szCs w:val="20"/>
+              </w:rPr>
+              <w:t xml:space="preserve"> L6 PV D-</w:t>
             </w:r>
             <w:proofErr w:type="gramStart"/>
             <w:r>
@@ -20819,7 +21121,73 @@
                 <w:sz w:val="20"/>
                 <w:szCs w:val="20"/>
               </w:rPr>
-              <w:t>Компьютер Nettop Pegatron Walle L6 PV D-</w:t>
+              <w:t xml:space="preserve">Компьютер </w:t>
+            </w:r>
+            <w:proofErr w:type="spellStart"/>
+            <w:r>
+              <w:rPr>
+                <w:bCs/>
+                <w:i w:val="0"/>
+                <w:iCs w:val="0"/>
+                <w:sz w:val="20"/>
+                <w:szCs w:val="20"/>
+              </w:rPr>
+              <w:t>Nettop</w:t>
+            </w:r>
+            <w:proofErr w:type="spellEnd"/>
+            <w:r>
+              <w:rPr>
+                <w:bCs/>
+                <w:i w:val="0"/>
+                <w:iCs w:val="0"/>
+                <w:sz w:val="20"/>
+                <w:szCs w:val="20"/>
+              </w:rPr>
+              <w:t xml:space="preserve"> </w:t>
+            </w:r>
+            <w:proofErr w:type="spellStart"/>
+            <w:r>
+              <w:rPr>
+                <w:bCs/>
+                <w:i w:val="0"/>
+                <w:iCs w:val="0"/>
+                <w:sz w:val="20"/>
+                <w:szCs w:val="20"/>
+              </w:rPr>
+              <w:t>Pegatron</w:t>
+            </w:r>
+            <w:proofErr w:type="spellEnd"/>
+            <w:r>
+              <w:rPr>
+                <w:bCs/>
+                <w:i w:val="0"/>
+                <w:iCs w:val="0"/>
+                <w:sz w:val="20"/>
+                <w:szCs w:val="20"/>
+              </w:rPr>
+              <w:t xml:space="preserve"> </w:t>
+            </w:r>
+            <w:proofErr w:type="spellStart"/>
+            <w:r>
+              <w:rPr>
+                <w:bCs/>
+                <w:i w:val="0"/>
+                <w:iCs w:val="0"/>
+                <w:sz w:val="20"/>
+                <w:szCs w:val="20"/>
+              </w:rPr>
+              <w:t>Walle</w:t>
+            </w:r>
+            <w:proofErr w:type="spellEnd"/>
+            <w:r>
+              <w:rPr>
+                <w:bCs/>
+                <w:i w:val="0"/>
+                <w:iCs w:val="0"/>
+                <w:sz w:val="20"/>
+                <w:szCs w:val="20"/>
+              </w:rPr>
+              <w:t xml:space="preserve"> L6 PV D-</w:t>
             </w:r>
             <w:proofErr w:type="gramStart"/>
             <w:r>
@@ -20988,7 +21356,73 @@
                 <w:sz w:val="20"/>
                 <w:szCs w:val="20"/>
               </w:rPr>
-              <w:t>Компьютер Nettop Pegatron Walle L6 PV D-</w:t>
+              <w:t xml:space="preserve">Компьютер </w:t>
+            </w:r>
+            <w:proofErr w:type="spellStart"/>
+            <w:r>
+              <w:rPr>
+                <w:bCs/>
+                <w:i w:val="0"/>
+                <w:iCs w:val="0"/>
+                <w:sz w:val="20"/>
+                <w:szCs w:val="20"/>
+              </w:rPr>
+              <w:t>Nettop</w:t>
+            </w:r>
+            <w:proofErr w:type="spellEnd"/>
+            <w:r>
+              <w:rPr>
+                <w:bCs/>
+                <w:i w:val="0"/>
+                <w:iCs w:val="0"/>
+                <w:sz w:val="20"/>
+                <w:szCs w:val="20"/>
+              </w:rPr>
+              <w:t xml:space="preserve"> </w:t>
+            </w:r>
+            <w:proofErr w:type="spellStart"/>
+            <w:r>
+              <w:rPr>
+                <w:bCs/>
+                <w:i w:val="0"/>
+                <w:iCs w:val="0"/>
+                <w:sz w:val="20"/>
+                <w:szCs w:val="20"/>
+              </w:rPr>
+              <w:t>Pegatron</w:t>
+            </w:r>
+            <w:proofErr w:type="spellEnd"/>
+            <w:r>
+              <w:rPr>
+                <w:bCs/>
+                <w:i w:val="0"/>
+                <w:iCs w:val="0"/>
+                <w:sz w:val="20"/>
+                <w:szCs w:val="20"/>
+              </w:rPr>
+              <w:t xml:space="preserve"> </w:t>
+            </w:r>
+            <w:proofErr w:type="spellStart"/>
+            <w:r>
+              <w:rPr>
+                <w:bCs/>
+                <w:i w:val="0"/>
+                <w:iCs w:val="0"/>
+                <w:sz w:val="20"/>
+                <w:szCs w:val="20"/>
+              </w:rPr>
+              <w:t>Walle</w:t>
+            </w:r>
+            <w:proofErr w:type="spellEnd"/>
+            <w:r>
+              <w:rPr>
+                <w:bCs/>
+                <w:i w:val="0"/>
+                <w:iCs w:val="0"/>
+                <w:sz w:val="20"/>
+                <w:szCs w:val="20"/>
+              </w:rPr>
+              <w:t xml:space="preserve"> L6 PV D-</w:t>
             </w:r>
             <w:proofErr w:type="gramStart"/>
             <w:r>
@@ -21157,9 +21591,9 @@
                 <w:sz w:val="20"/>
                 <w:szCs w:val="20"/>
               </w:rPr>
-              <w:t>Компьютер Nettop Pegatron Walle L6 PV D-</w:t>
-            </w:r>
-            <w:proofErr w:type="gramStart"/>
+              <w:t xml:space="preserve">Компьютер </w:t>
+            </w:r>
+            <w:proofErr w:type="spellStart"/>
             <w:r>
               <w:rPr>
                 <w:bCs/>
@@ -21168,9 +21602,9 @@
                 <w:sz w:val="20"/>
                 <w:szCs w:val="20"/>
               </w:rPr>
-              <w:t>SUB(</w:t>
-            </w:r>
-            <w:proofErr w:type="gramEnd"/>
+              <w:t>Nettop</w:t>
+            </w:r>
+            <w:proofErr w:type="spellEnd"/>
             <w:r>
               <w:rPr>
                 <w:bCs/>
@@ -21179,9 +21613,9 @@
                 <w:sz w:val="20"/>
                 <w:szCs w:val="20"/>
               </w:rPr>
-              <w:t>1</w:t>
-            </w:r>
-            <w:proofErr w:type="gramStart"/>
+              <w:t xml:space="preserve"> </w:t>
+            </w:r>
+            <w:proofErr w:type="spellStart"/>
             <w:r>
               <w:rPr>
                 <w:bCs/>
@@ -21190,9 +21624,9 @@
                 <w:sz w:val="20"/>
                 <w:szCs w:val="20"/>
               </w:rPr>
-              <w:t>);Настенный</w:t>
-            </w:r>
-            <w:proofErr w:type="gramEnd"/>
+              <w:t>Pegatron</w:t>
+            </w:r>
+            <w:proofErr w:type="spellEnd"/>
             <w:r>
               <w:rPr>
                 <w:bCs/>
@@ -21201,9 +21635,9 @@
                 <w:sz w:val="20"/>
                 <w:szCs w:val="20"/>
               </w:rPr>
-              <w:t xml:space="preserve"> экран Master Picture 244x244 </w:t>
-            </w:r>
-            <w:proofErr w:type="gramStart"/>
+              <w:t xml:space="preserve"> </w:t>
+            </w:r>
+            <w:proofErr w:type="spellStart"/>
             <w:r>
               <w:rPr>
                 <w:bCs/>
@@ -21212,9 +21646,9 @@
                 <w:sz w:val="20"/>
                 <w:szCs w:val="20"/>
               </w:rPr>
-              <w:t>MW(</w:t>
-            </w:r>
-            <w:proofErr w:type="gramEnd"/>
+              <w:t>Walle</w:t>
+            </w:r>
+            <w:proofErr w:type="spellEnd"/>
             <w:r>
               <w:rPr>
                 <w:bCs/>
@@ -21223,7 +21657,7 @@
                 <w:sz w:val="20"/>
                 <w:szCs w:val="20"/>
               </w:rPr>
-              <w:t>1</w:t>
+              <w:t xml:space="preserve"> L6 PV D-</w:t>
             </w:r>
             <w:proofErr w:type="gramStart"/>
             <w:r>
@@ -21234,7 +21668,7 @@
                 <w:sz w:val="20"/>
                 <w:szCs w:val="20"/>
               </w:rPr>
-              <w:t>);Проектор</w:t>
+              <w:t>SUB(</w:t>
             </w:r>
             <w:proofErr w:type="gramEnd"/>
             <w:r>
@@ -21245,7 +21679,7 @@
                 <w:sz w:val="20"/>
                 <w:szCs w:val="20"/>
               </w:rPr>
-              <w:t xml:space="preserve"> Acer ProjectorP1203(1</w:t>
+              <w:t>1</w:t>
             </w:r>
             <w:proofErr w:type="gramStart"/>
             <w:r>
@@ -21256,7 +21690,7 @@
                 <w:sz w:val="20"/>
                 <w:szCs w:val="20"/>
               </w:rPr>
-              <w:t>);мультимедиапроектор</w:t>
+              <w:t>);Настенный</w:t>
             </w:r>
             <w:proofErr w:type="gramEnd"/>
             <w:r>
@@ -21267,7 +21701,7 @@
                 <w:sz w:val="20"/>
                 <w:szCs w:val="20"/>
               </w:rPr>
-              <w:t xml:space="preserve">;Учебно-наглядные пособия по </w:t>
+              <w:t xml:space="preserve"> экран Master Picture 244x244 </w:t>
             </w:r>
             <w:proofErr w:type="gramStart"/>
             <w:r>
@@ -21278,8 +21712,98 @@
                 <w:sz w:val="20"/>
                 <w:szCs w:val="20"/>
               </w:rPr>
+              <w:t>MW(</w:t>
+            </w:r>
+            <w:proofErr w:type="gramEnd"/>
+            <w:r>
+              <w:rPr>
+                <w:bCs/>
+                <w:i w:val="0"/>
+                <w:iCs w:val="0"/>
+                <w:sz w:val="20"/>
+                <w:szCs w:val="20"/>
+              </w:rPr>
+              <w:t>1</w:t>
+            </w:r>
+            <w:proofErr w:type="gramStart"/>
+            <w:r>
+              <w:rPr>
+                <w:bCs/>
+                <w:i w:val="0"/>
+                <w:iCs w:val="0"/>
+                <w:sz w:val="20"/>
+                <w:szCs w:val="20"/>
+              </w:rPr>
+              <w:t>);Проектор</w:t>
+            </w:r>
+            <w:proofErr w:type="gramEnd"/>
+            <w:r>
+              <w:rPr>
+                <w:bCs/>
+                <w:i w:val="0"/>
+                <w:iCs w:val="0"/>
+                <w:sz w:val="20"/>
+                <w:szCs w:val="20"/>
+              </w:rPr>
+              <w:t xml:space="preserve"> Acer ProjectorP1203(1</w:t>
+            </w:r>
+            <w:proofErr w:type="gramStart"/>
+            <w:r>
+              <w:rPr>
+                <w:bCs/>
+                <w:i w:val="0"/>
+                <w:iCs w:val="0"/>
+                <w:sz w:val="20"/>
+                <w:szCs w:val="20"/>
+              </w:rPr>
+              <w:t>);</w:t>
+            </w:r>
+            <w:proofErr w:type="spellStart"/>
+            <w:r>
+              <w:rPr>
+                <w:bCs/>
+                <w:i w:val="0"/>
+                <w:iCs w:val="0"/>
+                <w:sz w:val="20"/>
+                <w:szCs w:val="20"/>
+              </w:rPr>
+              <w:t>мультимедиапроектор</w:t>
+            </w:r>
+            <w:proofErr w:type="gramEnd"/>
+            <w:r>
+              <w:rPr>
+                <w:bCs/>
+                <w:i w:val="0"/>
+                <w:iCs w:val="0"/>
+                <w:sz w:val="20"/>
+                <w:szCs w:val="20"/>
+              </w:rPr>
+              <w:t>;Учебно-наглядные</w:t>
+            </w:r>
+            <w:proofErr w:type="spellEnd"/>
+            <w:r>
+              <w:rPr>
+                <w:bCs/>
+                <w:i w:val="0"/>
+                <w:iCs w:val="0"/>
+                <w:sz w:val="20"/>
+                <w:szCs w:val="20"/>
+              </w:rPr>
+              <w:t xml:space="preserve"> пособия по </w:t>
+            </w:r>
+            <w:proofErr w:type="spellStart"/>
+            <w:proofErr w:type="gramStart"/>
+            <w:r>
+              <w:rPr>
+                <w:bCs/>
+                <w:i w:val="0"/>
+                <w:iCs w:val="0"/>
+                <w:sz w:val="20"/>
+                <w:szCs w:val="20"/>
+              </w:rPr>
               <w:t>дисциплине,набор</w:t>
             </w:r>
+            <w:proofErr w:type="spellEnd"/>
             <w:proofErr w:type="gramEnd"/>
             <w:r>
               <w:rPr>
@@ -21414,7 +21938,95 @@
                 <w:sz w:val="20"/>
                 <w:szCs w:val="20"/>
               </w:rPr>
-              <w:t xml:space="preserve">Защитная RFID Система LSG405HF(1);Компьютер i3-3220 K1 BenQ 21,5"(2);Компьютер i3-3240 21.5" Acer(2);Компьютер ПК НИКС\i3-4170\21.5"(1);Компьютер персональный-неттоп Celeron J1900/4Gb(1);Контрольно-кассовая машина Пионер 114Ф с ФН(1);МФУ hp Laser Jet Pro M1132&lt;CE847A&gt;A4(1);Монитор  BENQ E 2210 HDA(1);Монитор  Beng(2);Монитор 21.5 "BenQ GW2265HM(1);Планшет DIGMA EVE 1806, 2GB, 32Gb, Windows 10черный(1);Принтер Laser Jet 1020(1);Сканер Plustek Optic Book 4800(1);Универсальная RFID станция книговыдачи/программирования меток(3);Чековый принтер АТОЛ RP-326-USE черный Rev.6(3);Ящик каталожный 40 ячеек(5);Доступ к электронной информационно-образовательной среде (Корпоративная информационная система УГНТУ); Доступ в интернет; </w:t>
+              <w:t xml:space="preserve">Защитная RFID Система LSG405HF(1);Компьютер i3-3220 K1 BenQ 21,5"(2);Компьютер i3-3240 21.5" Acer(2);Компьютер ПК НИКС\i3-4170\21.5"(1);Компьютер персональный-неттоп Celeron J1900/4Gb(1);Контрольно-кассовая машина Пионер 114Ф с ФН(1);МФУ </w:t>
+            </w:r>
+            <w:proofErr w:type="spellStart"/>
+            <w:r>
+              <w:rPr>
+                <w:bCs/>
+                <w:i w:val="0"/>
+                <w:iCs w:val="0"/>
+                <w:sz w:val="20"/>
+                <w:szCs w:val="20"/>
+              </w:rPr>
+              <w:t>hp</w:t>
+            </w:r>
+            <w:proofErr w:type="spellEnd"/>
+            <w:r>
+              <w:rPr>
+                <w:bCs/>
+                <w:i w:val="0"/>
+                <w:iCs w:val="0"/>
+                <w:sz w:val="20"/>
+                <w:szCs w:val="20"/>
+              </w:rPr>
+              <w:t xml:space="preserve"> Laser Jet Pro M1132&lt;CE847A&gt;A4(1);Монитор  BENQ E 2210 HDA(1);Монитор  </w:t>
+            </w:r>
+            <w:proofErr w:type="spellStart"/>
+            <w:r>
+              <w:rPr>
+                <w:bCs/>
+                <w:i w:val="0"/>
+                <w:iCs w:val="0"/>
+                <w:sz w:val="20"/>
+                <w:szCs w:val="20"/>
+              </w:rPr>
+              <w:t>Beng</w:t>
+            </w:r>
+            <w:proofErr w:type="spellEnd"/>
+            <w:r>
+              <w:rPr>
+                <w:bCs/>
+                <w:i w:val="0"/>
+                <w:iCs w:val="0"/>
+                <w:sz w:val="20"/>
+                <w:szCs w:val="20"/>
+              </w:rPr>
+              <w:t xml:space="preserve">(2);Монитор 21.5 "BenQ GW2265HM(1);Планшет DIGMA EVE 1806, 2GB, 32Gb, Windows 10черный(1);Принтер Laser Jet 1020(1);Сканер </w:t>
+            </w:r>
+            <w:proofErr w:type="spellStart"/>
+            <w:r>
+              <w:rPr>
+                <w:bCs/>
+                <w:i w:val="0"/>
+                <w:iCs w:val="0"/>
+                <w:sz w:val="20"/>
+                <w:szCs w:val="20"/>
+              </w:rPr>
+              <w:t>Plustek</w:t>
+            </w:r>
+            <w:proofErr w:type="spellEnd"/>
+            <w:r>
+              <w:rPr>
+                <w:bCs/>
+                <w:i w:val="0"/>
+                <w:iCs w:val="0"/>
+                <w:sz w:val="20"/>
+                <w:szCs w:val="20"/>
+              </w:rPr>
+              <w:t xml:space="preserve"> </w:t>
+            </w:r>
+            <w:proofErr w:type="spellStart"/>
+            <w:r>
+              <w:rPr>
+                <w:bCs/>
+                <w:i w:val="0"/>
+                <w:iCs w:val="0"/>
+                <w:sz w:val="20"/>
+                <w:szCs w:val="20"/>
+              </w:rPr>
+              <w:t>Optic</w:t>
+            </w:r>
+            <w:proofErr w:type="spellEnd"/>
+            <w:r>
+              <w:rPr>
+                <w:bCs/>
+                <w:i w:val="0"/>
+                <w:iCs w:val="0"/>
+                <w:sz w:val="20"/>
+                <w:szCs w:val="20"/>
+              </w:rPr>
+              <w:t xml:space="preserve"> Book 4800(1);Универсальная RFID станция книговыдачи/программирования меток(3);Чековый принтер АТОЛ RP-326-USE черный Rev.6(3);Ящик каталожный 40 ячеек(5);Доступ к электронной информационно-образовательной среде (Корпоративная информационная система УГНТУ); Доступ в интернет; </w:t>
             </w:r>
           </w:p>
         </w:tc>
@@ -21547,8 +22159,13 @@
             <w:pPr>
               <w:jc w:val="center"/>
             </w:pPr>
-            <w:r>
-              <w:t>пп.</w:t>
+            <w:proofErr w:type="spellStart"/>
+            <w:r>
+              <w:t>пп</w:t>
+            </w:r>
+            <w:proofErr w:type="spellEnd"/>
+            <w:r>
+              <w:t>.</w:t>
             </w:r>
           </w:p>
         </w:tc>
@@ -21586,10 +22203,12 @@
             <w:r>
               <w:t xml:space="preserve">(реквизиты </w:t>
             </w:r>
+            <w:proofErr w:type="spellStart"/>
             <w:proofErr w:type="gramStart"/>
             <w:r>
               <w:t>лицензии,свидетельства</w:t>
             </w:r>
+            <w:proofErr w:type="spellEnd"/>
             <w:proofErr w:type="gramEnd"/>
             <w:r>
               <w:t xml:space="preserve"> о гос. регистрации и т.п., срок действия)</w:t>
@@ -21639,8 +22258,18 @@
                 <w:sz w:val="20"/>
                 <w:szCs w:val="20"/>
               </w:rPr>
-              <w:t>ANSYS Academic</w:t>
-            </w:r>
+              <w:t xml:space="preserve">ANSYS </w:t>
+            </w:r>
+            <w:proofErr w:type="spellStart"/>
+            <w:r>
+              <w:rPr>
+                <w:bCs/>
+                <w:sz w:val="20"/>
+                <w:szCs w:val="20"/>
+              </w:rPr>
+              <w:t>Academic</w:t>
+            </w:r>
+            <w:proofErr w:type="spellEnd"/>
           </w:p>
         </w:tc>
         <w:tc>
@@ -21732,7 +22361,25 @@
                 <w:sz w:val="20"/>
                 <w:szCs w:val="20"/>
               </w:rPr>
-              <w:t>Дата выдачи лицензии 23.11.2020, Поставщик: ООО «Компарекс»</w:t>
+              <w:t>Дата выдачи лицензии 23.11.2020, Поставщик: ООО «</w:t>
+            </w:r>
+            <w:proofErr w:type="spellStart"/>
+            <w:r>
+              <w:rPr>
+                <w:bCs/>
+                <w:sz w:val="20"/>
+                <w:szCs w:val="20"/>
+              </w:rPr>
+              <w:t>Компарекс</w:t>
+            </w:r>
+            <w:proofErr w:type="spellEnd"/>
+            <w:r>
+              <w:rPr>
+                <w:bCs/>
+                <w:sz w:val="20"/>
+                <w:szCs w:val="20"/>
+              </w:rPr>
+              <w:t>»</w:t>
             </w:r>
           </w:p>
         </w:tc>
@@ -21773,6 +22420,7 @@
                 <w:highlight w:val="magenta"/>
               </w:rPr>
             </w:pPr>
+            <w:proofErr w:type="spellStart"/>
             <w:r>
               <w:rPr>
                 <w:bCs/>
@@ -21781,6 +22429,7 @@
               </w:rPr>
               <w:t>Microsoft_Office</w:t>
             </w:r>
+            <w:proofErr w:type="spellEnd"/>
           </w:p>
         </w:tc>
         <w:tc>
@@ -21997,6 +22646,7 @@
         </w:rPr>
         <w:t xml:space="preserve">Направленность: </w:t>
       </w:r>
+      <w:proofErr w:type="spellStart"/>
       <w:proofErr w:type="gramStart"/>
       <w:r>
         <w:rPr>
@@ -22013,7 +22663,16 @@
           <w:color w:val="000000"/>
           <w:u w:val="single"/>
         </w:rPr>
-        <w:t>Программное обеспечение средств вычислительной техники и автоматизированных систем»</w:t>
+        <w:t>Программное</w:t>
+      </w:r>
+      <w:proofErr w:type="spellEnd"/>
+      <w:r>
+        <w:rPr>
+          <w:bCs/>
+          <w:color w:val="000000"/>
+          <w:u w:val="single"/>
+        </w:rPr>
+        <w:t xml:space="preserve"> обеспечение средств вычислительной техники и автоматизированных систем»</w:t>
       </w:r>
     </w:p>
     <w:p>
@@ -24271,9 +24930,6 @@
                 <w:iCs/>
               </w:rPr>
             </w:pPr>
-            <w:r>
-              <w:t>д.т.н., профессор Еникеев Ф.У.</w:t>
-            </w:r>
           </w:p>
         </w:tc>
       </w:tr>
@@ -24419,6 +25075,7 @@
         </w:rPr>
         <w:t xml:space="preserve">Направленность </w:t>
       </w:r>
+      <w:proofErr w:type="spellStart"/>
       <w:proofErr w:type="gramStart"/>
       <w:r>
         <w:rPr>
@@ -24435,7 +25092,16 @@
           <w:color w:val="000000"/>
           <w:u w:val="single"/>
         </w:rPr>
-        <w:t>Программное обеспечение средств вычислительной техники и автоматизированных систем»</w:t>
+        <w:t>Программное</w:t>
+      </w:r>
+      <w:proofErr w:type="spellEnd"/>
+      <w:r>
+        <w:rPr>
+          <w:bCs/>
+          <w:color w:val="000000"/>
+          <w:u w:val="single"/>
+        </w:rPr>
+        <w:t xml:space="preserve"> обеспечение средств вычислительной техники и автоматизированных систем»</w:t>
       </w:r>
     </w:p>
     <w:p>
@@ -25533,9 +26199,6 @@
                 <w:iCs/>
               </w:rPr>
             </w:pPr>
-            <w:r>
-              <w:t>д.т.н., профессор Еникеев Ф.У.</w:t>
-            </w:r>
           </w:p>
         </w:tc>
       </w:tr>
@@ -25913,7 +26576,25 @@
           <w:color w:val="000000"/>
           <w:u w:val="single"/>
         </w:rPr>
-        <w:t>4 з.е.  (144час)</w:t>
+        <w:t xml:space="preserve">4 </w:t>
+      </w:r>
+      <w:proofErr w:type="spellStart"/>
+      <w:r>
+        <w:rPr>
+          <w:bCs/>
+          <w:color w:val="000000"/>
+          <w:u w:val="single"/>
+        </w:rPr>
+        <w:t>з.е</w:t>
+      </w:r>
+      <w:proofErr w:type="spellEnd"/>
+      <w:r>
+        <w:rPr>
+          <w:bCs/>
+          <w:color w:val="000000"/>
+          <w:u w:val="single"/>
+        </w:rPr>
+        <w:t>.  (144час)</w:t>
       </w:r>
     </w:p>
     <w:p>
@@ -26062,12 +26743,6 @@
                 <w:iCs/>
               </w:rPr>
             </w:pPr>
-            <w:r>
-              <w:rPr>
-                <w:bCs/>
-              </w:rPr>
-              <w:t>д.т.н., профессор Еникеев Ф.У.</w:t>
-            </w:r>
           </w:p>
         </w:tc>
       </w:tr>
@@ -26116,9 +26791,6 @@
                 <w:iCs/>
               </w:rPr>
             </w:pPr>
-            <w:r>
-              <w:t>к.физ.-мат. наук, доцент Зарипов Д.М.</w:t>
-            </w:r>
           </w:p>
         </w:tc>
       </w:tr>
@@ -26416,6 +27088,7 @@
       <w:pPr>
         <w:jc w:val="both"/>
       </w:pPr>
+      <w:proofErr w:type="spellStart"/>
       <w:r>
         <w:rPr>
           <w:bCs/>
@@ -26423,7 +27096,11 @@
         <w:t>ФОС</w:t>
       </w:r>
       <w:r>
-        <w:t xml:space="preserve">по текущей успеваемости и промежуточной аттестации по дисциплине </w:t>
+        <w:t>по</w:t>
+      </w:r>
+      <w:proofErr w:type="spellEnd"/>
+      <w:r>
+        <w:t xml:space="preserve"> текущей успеваемости и промежуточной аттестации по дисциплине </w:t>
       </w:r>
     </w:p>
     <w:p>
@@ -32358,7 +33035,23 @@
                 <w:sz w:val="18"/>
                 <w:szCs w:val="18"/>
               </w:rPr>
-              <w:t xml:space="preserve"> презентации имеются орфографические и/или пункуационные ошибки    </w:t>
+              <w:t xml:space="preserve"> презентации имеются орфографические и/или </w:t>
+            </w:r>
+            <w:proofErr w:type="spellStart"/>
+            <w:r>
+              <w:rPr>
+                <w:sz w:val="18"/>
+                <w:szCs w:val="18"/>
+              </w:rPr>
+              <w:t>пункуационные</w:t>
+            </w:r>
+            <w:proofErr w:type="spellEnd"/>
+            <w:r>
+              <w:rPr>
+                <w:sz w:val="18"/>
+                <w:szCs w:val="18"/>
+              </w:rPr>
+              <w:t xml:space="preserve"> ошибки    </w:t>
             </w:r>
           </w:p>
           <w:p>
@@ -32496,6 +33189,7 @@
               </w:rPr>
               <w:t>«</w:t>
             </w:r>
+            <w:proofErr w:type="spellStart"/>
             <w:r>
               <w:rPr>
                 <w:i/>
@@ -32504,6 +33198,7 @@
               </w:rPr>
               <w:t>незачтено</w:t>
             </w:r>
+            <w:proofErr w:type="spellEnd"/>
             <w:r>
               <w:rPr>
                 <w:sz w:val="18"/>
@@ -32565,11 +33260,24 @@
             </w:r>
             <w:proofErr w:type="gramStart"/>
             <w:r>
-              <w:t>ла-бораторных</w:t>
-            </w:r>
+              <w:t>ла-</w:t>
+            </w:r>
+            <w:proofErr w:type="spellStart"/>
+            <w:r>
+              <w:t>бораторных</w:t>
+            </w:r>
+            <w:proofErr w:type="spellEnd"/>
             <w:proofErr w:type="gramEnd"/>
             <w:r>
-              <w:t xml:space="preserve"> работ; вопросы и тре-бования к их защите</w:t>
+              <w:t xml:space="preserve"> работ; вопросы и </w:t>
+            </w:r>
+            <w:proofErr w:type="spellStart"/>
+            <w:r>
+              <w:t>тре-бования</w:t>
+            </w:r>
+            <w:proofErr w:type="spellEnd"/>
+            <w:r>
+              <w:t xml:space="preserve"> к их защите</w:t>
             </w:r>
           </w:p>
         </w:tc>
@@ -33566,6 +34274,7 @@
         </w:rPr>
         <w:t xml:space="preserve">Направленность: </w:t>
       </w:r>
+      <w:proofErr w:type="spellStart"/>
       <w:proofErr w:type="gramStart"/>
       <w:r>
         <w:rPr>
@@ -33582,7 +34291,16 @@
           <w:color w:val="000000"/>
           <w:u w:val="single"/>
         </w:rPr>
-        <w:t>Программное обеспечение средств вычислительной техники и автоматизированных систем»</w:t>
+        <w:t>Программное</w:t>
+      </w:r>
+      <w:proofErr w:type="spellEnd"/>
+      <w:r>
+        <w:rPr>
+          <w:bCs/>
+          <w:color w:val="000000"/>
+          <w:u w:val="single"/>
+        </w:rPr>
+        <w:t xml:space="preserve"> обеспечение средств вычислительной техники и автоматизированных систем»</w:t>
       </w:r>
     </w:p>
     <w:p>
@@ -34183,9 +34901,6 @@
                 <w:iCs/>
               </w:rPr>
             </w:pPr>
-            <w:r>
-              <w:t>д.т.н., профессор Еникеев Ф.У.</w:t>
-            </w:r>
           </w:p>
         </w:tc>
       </w:tr>
